--- a/output/tables/GEO/GSE39582/cox_RFS_pMMR.docx
+++ b/output/tables/GEO/GSE39582/cox_RFS_pMMR.docx
@@ -25,7 +25,7 @@
         <w:ind w:left="60" w:right="60" w:firstLine="0" w:firstLineChars="0"/>
       </w:pPr>
       <w:r>
-        <w:t xml:space="preserve">Cox regression for relapse-free survival: MS4A1 expression, GSE39582 (CIT, colon), pMMR only</w:t>
+        <w:t xml:space="preserve">Cox regression for relapse-free survival: ROCK2 expression, GSE39582 (CIT, colon), pMMR only</w:t>
       </w:r>
     </w:p>
     <w:tbl xmlns:a="http://schemas.openxmlformats.org/drawingml/2006/main" xmlns:pic="http://schemas.openxmlformats.org/drawingml/2006/picture">
@@ -36,7 +36,7 @@
       </w:tblPr>
       <w:tblGrid>
         <w:gridCol w:w="3360"/>
-        <w:gridCol w:w="3060"/>
+        <w:gridCol w:w="3080"/>
         <w:gridCol w:w="1145"/>
         <w:gridCol w:w="681"/>
         <w:gridCol w:w="931"/>
@@ -600,7 +600,7 @@
                 <w:szCs w:val="18"/>
                 <w:color w:val="000000"/>
               </w:rPr>
-              <w:t xml:space="preserve">MS4A1 expression</w:t>
+              <w:t xml:space="preserve">ROCK2 expression</w:t>
             </w:r>
           </w:p>
         </w:tc>
@@ -710,7 +710,7 @@
                 <w:szCs w:val="18"/>
                 <w:color w:val="000000"/>
               </w:rPr>
-              <w:t xml:space="preserve">195</w:t>
+              <w:t xml:space="preserve">165</w:t>
             </w:r>
           </w:p>
         </w:tc>
@@ -765,7 +765,7 @@
                 <w:szCs w:val="18"/>
                 <w:color w:val="000000"/>
               </w:rPr>
-              <w:t xml:space="preserve">60</w:t>
+              <w:t xml:space="preserve">63</w:t>
             </w:r>
           </w:p>
         </w:tc>
@@ -1155,7 +1155,7 @@
                 <w:szCs w:val="18"/>
                 <w:color w:val="000000"/>
               </w:rPr>
-              <w:t xml:space="preserve">188</w:t>
+              <w:t xml:space="preserve">218</w:t>
             </w:r>
           </w:p>
         </w:tc>
@@ -1210,117 +1210,117 @@
                 <w:szCs w:val="18"/>
                 <w:color w:val="000000"/>
               </w:rPr>
-              <w:t xml:space="preserve">62</w:t>
-            </w:r>
-          </w:p>
-        </w:tc>
-        <w:tc>
-          <w:tcPr>
-            <w:tcBorders>
-              <w:bottom w:val="none" w:sz="0" w:space="0" w:color="000000"/>
-              <w:top w:val="none" w:sz="0" w:space="0" w:color="000000"/>
-              <w:left w:val="none" w:sz="0" w:space="0" w:color="000000"/>
-              <w:right w:val="none" w:sz="0" w:space="0" w:color="000000"/>
-            </w:tcBorders>
-            <w:shd w:val="clear" w:color="auto" w:fill="FFFFFF"/>
-            <w:tcMar>
-              <w:top w:w="0" w:type="dxa"/>
-              <w:bottom w:w="0" w:type="dxa"/>
-              <w:left w:w="0" w:type="dxa"/>
-              <w:right w:w="0" w:type="dxa"/>
-            </w:tcMar>
-            <w:vAlign w:val="center"/>
-          </w:tcPr>
-          <w:p>
-            <w:pPr>
-              <w:pStyle w:val="Normal"/>
-              <w:jc w:val="left"/>
-              <w:pBdr>
-                <w:bottom w:val="none" w:sz="0" w:space="0" w:color="000000"/>
-                <w:top w:val="none" w:sz="0" w:space="0" w:color="000000"/>
-                <w:left w:val="none" w:sz="0" w:space="0" w:color="000000"/>
-                <w:right w:val="none" w:sz="0" w:space="0" w:color="000000"/>
-              </w:pBdr>
-              <w:spacing w:after="100" w:before="100" w:line="240"/>
-              <w:ind w:left="100" w:right="100" w:firstLine="0" w:firstLineChars="0"/>
-              <w:rPr>
-                <w:rFonts w:ascii="Times New Roman" w:hAnsi="Times New Roman" w:eastAsia="Times New Roman" w:cs="Times New Roman"/>
-                <w:i w:val="false"/>
-                <w:b w:val="false"/>
-                <w:u w:val="none"/>
-                <w:strike w:val="false"/>
-                <w:sz w:val="18"/>
-                <w:szCs w:val="18"/>
-                <w:color w:val="000000"/>
-              </w:rPr>
-            </w:pPr>
-            <w:r>
-              <w:rPr>
-                <w:rFonts w:ascii="Times New Roman" w:hAnsi="Times New Roman" w:eastAsia="Times New Roman" w:cs="Times New Roman"/>
-                <w:i w:val="false"/>
-                <w:b w:val="false"/>
-                <w:u w:val="none"/>
-                <w:strike w:val="false"/>
-                <w:sz w:val="18"/>
-                <w:szCs w:val="18"/>
-                <w:color w:val="000000"/>
-              </w:rPr>
-              <w:t xml:space="preserve">1.13 (0.79–1.61)</w:t>
-            </w:r>
-          </w:p>
-        </w:tc>
-        <w:tc>
-          <w:tcPr>
-            <w:tcBorders>
-              <w:bottom w:val="none" w:sz="0" w:space="0" w:color="000000"/>
-              <w:top w:val="none" w:sz="0" w:space="0" w:color="000000"/>
-              <w:left w:val="none" w:sz="0" w:space="0" w:color="000000"/>
-              <w:right w:val="none" w:sz="0" w:space="0" w:color="000000"/>
-            </w:tcBorders>
-            <w:shd w:val="clear" w:color="auto" w:fill="FFFFFF"/>
-            <w:tcMar>
-              <w:top w:w="0" w:type="dxa"/>
-              <w:bottom w:w="0" w:type="dxa"/>
-              <w:left w:w="0" w:type="dxa"/>
-              <w:right w:w="0" w:type="dxa"/>
-            </w:tcMar>
-            <w:vAlign w:val="center"/>
-          </w:tcPr>
-          <w:p>
-            <w:pPr>
-              <w:pStyle w:val="Normal"/>
-              <w:jc w:val="left"/>
-              <w:pBdr>
-                <w:bottom w:val="none" w:sz="0" w:space="0" w:color="000000"/>
-                <w:top w:val="none" w:sz="0" w:space="0" w:color="000000"/>
-                <w:left w:val="none" w:sz="0" w:space="0" w:color="000000"/>
-                <w:right w:val="none" w:sz="0" w:space="0" w:color="000000"/>
-              </w:pBdr>
-              <w:spacing w:after="100" w:before="100" w:line="240"/>
-              <w:ind w:left="100" w:right="100" w:firstLine="0" w:firstLineChars="0"/>
-              <w:rPr>
-                <w:rFonts w:ascii="Times New Roman" w:hAnsi="Times New Roman" w:eastAsia="Times New Roman" w:cs="Times New Roman"/>
-                <w:i w:val="false"/>
-                <w:b w:val="false"/>
-                <w:u w:val="none"/>
-                <w:strike w:val="false"/>
-                <w:sz w:val="18"/>
-                <w:szCs w:val="18"/>
-                <w:color w:val="000000"/>
-              </w:rPr>
-            </w:pPr>
-            <w:r>
-              <w:rPr>
-                <w:rFonts w:ascii="Times New Roman" w:hAnsi="Times New Roman" w:eastAsia="Times New Roman" w:cs="Times New Roman"/>
-                <w:i w:val="false"/>
-                <w:b w:val="false"/>
-                <w:u w:val="none"/>
-                <w:strike w:val="false"/>
-                <w:sz w:val="18"/>
-                <w:szCs w:val="18"/>
-                <w:color w:val="000000"/>
-              </w:rPr>
-              <w:t xml:space="preserve">0.499</w:t>
+              <w:t xml:space="preserve">59</w:t>
+            </w:r>
+          </w:p>
+        </w:tc>
+        <w:tc>
+          <w:tcPr>
+            <w:tcBorders>
+              <w:bottom w:val="none" w:sz="0" w:space="0" w:color="000000"/>
+              <w:top w:val="none" w:sz="0" w:space="0" w:color="000000"/>
+              <w:left w:val="none" w:sz="0" w:space="0" w:color="000000"/>
+              <w:right w:val="none" w:sz="0" w:space="0" w:color="000000"/>
+            </w:tcBorders>
+            <w:shd w:val="clear" w:color="auto" w:fill="FFFFFF"/>
+            <w:tcMar>
+              <w:top w:w="0" w:type="dxa"/>
+              <w:bottom w:w="0" w:type="dxa"/>
+              <w:left w:w="0" w:type="dxa"/>
+              <w:right w:w="0" w:type="dxa"/>
+            </w:tcMar>
+            <w:vAlign w:val="center"/>
+          </w:tcPr>
+          <w:p>
+            <w:pPr>
+              <w:pStyle w:val="Normal"/>
+              <w:jc w:val="left"/>
+              <w:pBdr>
+                <w:bottom w:val="none" w:sz="0" w:space="0" w:color="000000"/>
+                <w:top w:val="none" w:sz="0" w:space="0" w:color="000000"/>
+                <w:left w:val="none" w:sz="0" w:space="0" w:color="000000"/>
+                <w:right w:val="none" w:sz="0" w:space="0" w:color="000000"/>
+              </w:pBdr>
+              <w:spacing w:after="100" w:before="100" w:line="240"/>
+              <w:ind w:left="100" w:right="100" w:firstLine="0" w:firstLineChars="0"/>
+              <w:rPr>
+                <w:rFonts w:ascii="Times New Roman" w:hAnsi="Times New Roman" w:eastAsia="Times New Roman" w:cs="Times New Roman"/>
+                <w:i w:val="false"/>
+                <w:b w:val="false"/>
+                <w:u w:val="none"/>
+                <w:strike w:val="false"/>
+                <w:sz w:val="18"/>
+                <w:szCs w:val="18"/>
+                <w:color w:val="000000"/>
+              </w:rPr>
+            </w:pPr>
+            <w:r>
+              <w:rPr>
+                <w:rFonts w:ascii="Times New Roman" w:hAnsi="Times New Roman" w:eastAsia="Times New Roman" w:cs="Times New Roman"/>
+                <w:i w:val="false"/>
+                <w:b w:val="false"/>
+                <w:u w:val="none"/>
+                <w:strike w:val="false"/>
+                <w:sz w:val="18"/>
+                <w:szCs w:val="18"/>
+                <w:color w:val="000000"/>
+              </w:rPr>
+              <w:t xml:space="preserve">0.65 (0.45–0.92)</w:t>
+            </w:r>
+          </w:p>
+        </w:tc>
+        <w:tc>
+          <w:tcPr>
+            <w:tcBorders>
+              <w:bottom w:val="none" w:sz="0" w:space="0" w:color="000000"/>
+              <w:top w:val="none" w:sz="0" w:space="0" w:color="000000"/>
+              <w:left w:val="none" w:sz="0" w:space="0" w:color="000000"/>
+              <w:right w:val="none" w:sz="0" w:space="0" w:color="000000"/>
+            </w:tcBorders>
+            <w:shd w:val="clear" w:color="auto" w:fill="FFFFFF"/>
+            <w:tcMar>
+              <w:top w:w="0" w:type="dxa"/>
+              <w:bottom w:w="0" w:type="dxa"/>
+              <w:left w:w="0" w:type="dxa"/>
+              <w:right w:w="0" w:type="dxa"/>
+            </w:tcMar>
+            <w:vAlign w:val="center"/>
+          </w:tcPr>
+          <w:p>
+            <w:pPr>
+              <w:pStyle w:val="Normal"/>
+              <w:jc w:val="left"/>
+              <w:pBdr>
+                <w:bottom w:val="none" w:sz="0" w:space="0" w:color="000000"/>
+                <w:top w:val="none" w:sz="0" w:space="0" w:color="000000"/>
+                <w:left w:val="none" w:sz="0" w:space="0" w:color="000000"/>
+                <w:right w:val="none" w:sz="0" w:space="0" w:color="000000"/>
+              </w:pBdr>
+              <w:spacing w:after="100" w:before="100" w:line="240"/>
+              <w:ind w:left="100" w:right="100" w:firstLine="0" w:firstLineChars="0"/>
+              <w:rPr>
+                <w:rFonts w:ascii="Times New Roman" w:hAnsi="Times New Roman" w:eastAsia="Times New Roman" w:cs="Times New Roman"/>
+                <w:i w:val="false"/>
+                <w:b w:val="false"/>
+                <w:u w:val="none"/>
+                <w:strike w:val="false"/>
+                <w:sz w:val="18"/>
+                <w:szCs w:val="18"/>
+                <w:color w:val="000000"/>
+              </w:rPr>
+            </w:pPr>
+            <w:r>
+              <w:rPr>
+                <w:rFonts w:ascii="Times New Roman" w:hAnsi="Times New Roman" w:eastAsia="Times New Roman" w:cs="Times New Roman"/>
+                <w:i w:val="false"/>
+                <w:b w:val="false"/>
+                <w:u w:val="none"/>
+                <w:strike w:val="false"/>
+                <w:sz w:val="18"/>
+                <w:szCs w:val="18"/>
+                <w:color w:val="000000"/>
+              </w:rPr>
+              <w:t xml:space="preserve">0.016</w:t>
             </w:r>
           </w:p>
         </w:tc>
@@ -1490,7 +1490,7 @@
                 <w:szCs w:val="18"/>
                 <w:color w:val="000000"/>
               </w:rPr>
-              <w:t xml:space="preserve">MS4A1 expression, log2 (per 1 unit)</w:t>
+              <w:t xml:space="preserve">ROCK2 expression, log2 (per 1 unit)</w:t>
             </w:r>
           </w:p>
         </w:tc>
@@ -1710,62 +1710,62 @@
                 <w:szCs w:val="18"/>
                 <w:color w:val="000000"/>
               </w:rPr>
-              <w:t xml:space="preserve">0.96 (0.84–1.10)</w:t>
-            </w:r>
-          </w:p>
-        </w:tc>
-        <w:tc>
-          <w:tcPr>
-            <w:tcBorders>
-              <w:bottom w:val="none" w:sz="0" w:space="0" w:color="000000"/>
-              <w:top w:val="none" w:sz="0" w:space="0" w:color="000000"/>
-              <w:left w:val="none" w:sz="0" w:space="0" w:color="000000"/>
-              <w:right w:val="none" w:sz="0" w:space="0" w:color="000000"/>
-            </w:tcBorders>
-            <w:shd w:val="clear" w:color="auto" w:fill="FFFFFF"/>
-            <w:tcMar>
-              <w:top w:w="0" w:type="dxa"/>
-              <w:bottom w:w="0" w:type="dxa"/>
-              <w:left w:w="0" w:type="dxa"/>
-              <w:right w:w="0" w:type="dxa"/>
-            </w:tcMar>
-            <w:vAlign w:val="center"/>
-          </w:tcPr>
-          <w:p>
-            <w:pPr>
-              <w:pStyle w:val="Normal"/>
-              <w:jc w:val="left"/>
-              <w:pBdr>
-                <w:bottom w:val="none" w:sz="0" w:space="0" w:color="000000"/>
-                <w:top w:val="none" w:sz="0" w:space="0" w:color="000000"/>
-                <w:left w:val="none" w:sz="0" w:space="0" w:color="000000"/>
-                <w:right w:val="none" w:sz="0" w:space="0" w:color="000000"/>
-              </w:pBdr>
-              <w:spacing w:after="100" w:before="100" w:line="240"/>
-              <w:ind w:left="100" w:right="100" w:firstLine="0" w:firstLineChars="0"/>
-              <w:rPr>
-                <w:rFonts w:ascii="Times New Roman" w:hAnsi="Times New Roman" w:eastAsia="Times New Roman" w:cs="Times New Roman"/>
-                <w:i w:val="false"/>
-                <w:b w:val="false"/>
-                <w:u w:val="none"/>
-                <w:strike w:val="false"/>
-                <w:sz w:val="18"/>
-                <w:szCs w:val="18"/>
-                <w:color w:val="000000"/>
-              </w:rPr>
-            </w:pPr>
-            <w:r>
-              <w:rPr>
-                <w:rFonts w:ascii="Times New Roman" w:hAnsi="Times New Roman" w:eastAsia="Times New Roman" w:cs="Times New Roman"/>
-                <w:i w:val="false"/>
-                <w:b w:val="false"/>
-                <w:u w:val="none"/>
-                <w:strike w:val="false"/>
-                <w:sz w:val="18"/>
-                <w:szCs w:val="18"/>
-                <w:color w:val="000000"/>
-              </w:rPr>
-              <w:t xml:space="preserve">0.559</w:t>
+              <w:t xml:space="preserve">0.75 (0.57–0.98)</w:t>
+            </w:r>
+          </w:p>
+        </w:tc>
+        <w:tc>
+          <w:tcPr>
+            <w:tcBorders>
+              <w:bottom w:val="none" w:sz="0" w:space="0" w:color="000000"/>
+              <w:top w:val="none" w:sz="0" w:space="0" w:color="000000"/>
+              <w:left w:val="none" w:sz="0" w:space="0" w:color="000000"/>
+              <w:right w:val="none" w:sz="0" w:space="0" w:color="000000"/>
+            </w:tcBorders>
+            <w:shd w:val="clear" w:color="auto" w:fill="FFFFFF"/>
+            <w:tcMar>
+              <w:top w:w="0" w:type="dxa"/>
+              <w:bottom w:w="0" w:type="dxa"/>
+              <w:left w:w="0" w:type="dxa"/>
+              <w:right w:w="0" w:type="dxa"/>
+            </w:tcMar>
+            <w:vAlign w:val="center"/>
+          </w:tcPr>
+          <w:p>
+            <w:pPr>
+              <w:pStyle w:val="Normal"/>
+              <w:jc w:val="left"/>
+              <w:pBdr>
+                <w:bottom w:val="none" w:sz="0" w:space="0" w:color="000000"/>
+                <w:top w:val="none" w:sz="0" w:space="0" w:color="000000"/>
+                <w:left w:val="none" w:sz="0" w:space="0" w:color="000000"/>
+                <w:right w:val="none" w:sz="0" w:space="0" w:color="000000"/>
+              </w:pBdr>
+              <w:spacing w:after="100" w:before="100" w:line="240"/>
+              <w:ind w:left="100" w:right="100" w:firstLine="0" w:firstLineChars="0"/>
+              <w:rPr>
+                <w:rFonts w:ascii="Times New Roman" w:hAnsi="Times New Roman" w:eastAsia="Times New Roman" w:cs="Times New Roman"/>
+                <w:i w:val="false"/>
+                <w:b w:val="false"/>
+                <w:u w:val="none"/>
+                <w:strike w:val="false"/>
+                <w:sz w:val="18"/>
+                <w:szCs w:val="18"/>
+                <w:color w:val="000000"/>
+              </w:rPr>
+            </w:pPr>
+            <w:r>
+              <w:rPr>
+                <w:rFonts w:ascii="Times New Roman" w:hAnsi="Times New Roman" w:eastAsia="Times New Roman" w:cs="Times New Roman"/>
+                <w:i w:val="false"/>
+                <w:b w:val="false"/>
+                <w:u w:val="none"/>
+                <w:strike w:val="false"/>
+                <w:sz w:val="18"/>
+                <w:szCs w:val="18"/>
+                <w:color w:val="000000"/>
+              </w:rPr>
+              <w:t xml:space="preserve">0.038</w:t>
             </w:r>
           </w:p>
         </w:tc>
@@ -1935,7 +1935,7 @@
                 <w:szCs w:val="18"/>
                 <w:color w:val="000000"/>
               </w:rPr>
-              <w:t xml:space="preserve">MS4A1 expression</w:t>
+              <w:t xml:space="preserve">ROCK2 expression</w:t>
             </w:r>
           </w:p>
         </w:tc>
@@ -2045,7 +2045,7 @@
                 <w:szCs w:val="18"/>
                 <w:color w:val="000000"/>
               </w:rPr>
-              <w:t xml:space="preserve">195</w:t>
+              <w:t xml:space="preserve">162</w:t>
             </w:r>
           </w:p>
         </w:tc>
@@ -2100,7 +2100,7 @@
                 <w:szCs w:val="18"/>
                 <w:color w:val="000000"/>
               </w:rPr>
-              <w:t xml:space="preserve">60</w:t>
+              <w:t xml:space="preserve">63</w:t>
             </w:r>
           </w:p>
         </w:tc>
@@ -2490,7 +2490,7 @@
                 <w:szCs w:val="18"/>
                 <w:color w:val="000000"/>
               </w:rPr>
-              <w:t xml:space="preserve">184</w:t>
+              <w:t xml:space="preserve">217</w:t>
             </w:r>
           </w:p>
         </w:tc>
@@ -2545,117 +2545,117 @@
                 <w:szCs w:val="18"/>
                 <w:color w:val="000000"/>
               </w:rPr>
-              <w:t xml:space="preserve">62</w:t>
-            </w:r>
-          </w:p>
-        </w:tc>
-        <w:tc>
-          <w:tcPr>
-            <w:tcBorders>
-              <w:bottom w:val="none" w:sz="0" w:space="0" w:color="000000"/>
-              <w:top w:val="none" w:sz="0" w:space="0" w:color="000000"/>
-              <w:left w:val="none" w:sz="0" w:space="0" w:color="000000"/>
-              <w:right w:val="none" w:sz="0" w:space="0" w:color="000000"/>
-            </w:tcBorders>
-            <w:shd w:val="clear" w:color="auto" w:fill="FFFFFF"/>
-            <w:tcMar>
-              <w:top w:w="0" w:type="dxa"/>
-              <w:bottom w:w="0" w:type="dxa"/>
-              <w:left w:w="0" w:type="dxa"/>
-              <w:right w:w="0" w:type="dxa"/>
-            </w:tcMar>
-            <w:vAlign w:val="center"/>
-          </w:tcPr>
-          <w:p>
-            <w:pPr>
-              <w:pStyle w:val="Normal"/>
-              <w:jc w:val="left"/>
-              <w:pBdr>
-                <w:bottom w:val="none" w:sz="0" w:space="0" w:color="000000"/>
-                <w:top w:val="none" w:sz="0" w:space="0" w:color="000000"/>
-                <w:left w:val="none" w:sz="0" w:space="0" w:color="000000"/>
-                <w:right w:val="none" w:sz="0" w:space="0" w:color="000000"/>
-              </w:pBdr>
-              <w:spacing w:after="100" w:before="100" w:line="240"/>
-              <w:ind w:left="100" w:right="100" w:firstLine="0" w:firstLineChars="0"/>
-              <w:rPr>
-                <w:rFonts w:ascii="Times New Roman" w:hAnsi="Times New Roman" w:eastAsia="Times New Roman" w:cs="Times New Roman"/>
-                <w:i w:val="false"/>
-                <w:b w:val="false"/>
-                <w:u w:val="none"/>
-                <w:strike w:val="false"/>
-                <w:sz w:val="18"/>
-                <w:szCs w:val="18"/>
-                <w:color w:val="000000"/>
-              </w:rPr>
-            </w:pPr>
-            <w:r>
-              <w:rPr>
-                <w:rFonts w:ascii="Times New Roman" w:hAnsi="Times New Roman" w:eastAsia="Times New Roman" w:cs="Times New Roman"/>
-                <w:i w:val="false"/>
-                <w:b w:val="false"/>
-                <w:u w:val="none"/>
-                <w:strike w:val="false"/>
-                <w:sz w:val="18"/>
-                <w:szCs w:val="18"/>
-                <w:color w:val="000000"/>
-              </w:rPr>
-              <w:t xml:space="preserve">1.25 (0.87–1.79)</w:t>
-            </w:r>
-          </w:p>
-        </w:tc>
-        <w:tc>
-          <w:tcPr>
-            <w:tcBorders>
-              <w:bottom w:val="none" w:sz="0" w:space="0" w:color="000000"/>
-              <w:top w:val="none" w:sz="0" w:space="0" w:color="000000"/>
-              <w:left w:val="none" w:sz="0" w:space="0" w:color="000000"/>
-              <w:right w:val="none" w:sz="0" w:space="0" w:color="000000"/>
-            </w:tcBorders>
-            <w:shd w:val="clear" w:color="auto" w:fill="FFFFFF"/>
-            <w:tcMar>
-              <w:top w:w="0" w:type="dxa"/>
-              <w:bottom w:w="0" w:type="dxa"/>
-              <w:left w:w="0" w:type="dxa"/>
-              <w:right w:w="0" w:type="dxa"/>
-            </w:tcMar>
-            <w:vAlign w:val="center"/>
-          </w:tcPr>
-          <w:p>
-            <w:pPr>
-              <w:pStyle w:val="Normal"/>
-              <w:jc w:val="left"/>
-              <w:pBdr>
-                <w:bottom w:val="none" w:sz="0" w:space="0" w:color="000000"/>
-                <w:top w:val="none" w:sz="0" w:space="0" w:color="000000"/>
-                <w:left w:val="none" w:sz="0" w:space="0" w:color="000000"/>
-                <w:right w:val="none" w:sz="0" w:space="0" w:color="000000"/>
-              </w:pBdr>
-              <w:spacing w:after="100" w:before="100" w:line="240"/>
-              <w:ind w:left="100" w:right="100" w:firstLine="0" w:firstLineChars="0"/>
-              <w:rPr>
-                <w:rFonts w:ascii="Times New Roman" w:hAnsi="Times New Roman" w:eastAsia="Times New Roman" w:cs="Times New Roman"/>
-                <w:i w:val="false"/>
-                <w:b w:val="false"/>
-                <w:u w:val="none"/>
-                <w:strike w:val="false"/>
-                <w:sz w:val="18"/>
-                <w:szCs w:val="18"/>
-                <w:color w:val="000000"/>
-              </w:rPr>
-            </w:pPr>
-            <w:r>
-              <w:rPr>
-                <w:rFonts w:ascii="Times New Roman" w:hAnsi="Times New Roman" w:eastAsia="Times New Roman" w:cs="Times New Roman"/>
-                <w:i w:val="false"/>
-                <w:b w:val="false"/>
-                <w:u w:val="none"/>
-                <w:strike w:val="false"/>
-                <w:sz w:val="18"/>
-                <w:szCs w:val="18"/>
-                <w:color w:val="000000"/>
-              </w:rPr>
-              <w:t xml:space="preserve">0.227</w:t>
+              <w:t xml:space="preserve">59</w:t>
+            </w:r>
+          </w:p>
+        </w:tc>
+        <w:tc>
+          <w:tcPr>
+            <w:tcBorders>
+              <w:bottom w:val="none" w:sz="0" w:space="0" w:color="000000"/>
+              <w:top w:val="none" w:sz="0" w:space="0" w:color="000000"/>
+              <w:left w:val="none" w:sz="0" w:space="0" w:color="000000"/>
+              <w:right w:val="none" w:sz="0" w:space="0" w:color="000000"/>
+            </w:tcBorders>
+            <w:shd w:val="clear" w:color="auto" w:fill="FFFFFF"/>
+            <w:tcMar>
+              <w:top w:w="0" w:type="dxa"/>
+              <w:bottom w:w="0" w:type="dxa"/>
+              <w:left w:w="0" w:type="dxa"/>
+              <w:right w:w="0" w:type="dxa"/>
+            </w:tcMar>
+            <w:vAlign w:val="center"/>
+          </w:tcPr>
+          <w:p>
+            <w:pPr>
+              <w:pStyle w:val="Normal"/>
+              <w:jc w:val="left"/>
+              <w:pBdr>
+                <w:bottom w:val="none" w:sz="0" w:space="0" w:color="000000"/>
+                <w:top w:val="none" w:sz="0" w:space="0" w:color="000000"/>
+                <w:left w:val="none" w:sz="0" w:space="0" w:color="000000"/>
+                <w:right w:val="none" w:sz="0" w:space="0" w:color="000000"/>
+              </w:pBdr>
+              <w:spacing w:after="100" w:before="100" w:line="240"/>
+              <w:ind w:left="100" w:right="100" w:firstLine="0" w:firstLineChars="0"/>
+              <w:rPr>
+                <w:rFonts w:ascii="Times New Roman" w:hAnsi="Times New Roman" w:eastAsia="Times New Roman" w:cs="Times New Roman"/>
+                <w:i w:val="false"/>
+                <w:b w:val="false"/>
+                <w:u w:val="none"/>
+                <w:strike w:val="false"/>
+                <w:sz w:val="18"/>
+                <w:szCs w:val="18"/>
+                <w:color w:val="000000"/>
+              </w:rPr>
+            </w:pPr>
+            <w:r>
+              <w:rPr>
+                <w:rFonts w:ascii="Times New Roman" w:hAnsi="Times New Roman" w:eastAsia="Times New Roman" w:cs="Times New Roman"/>
+                <w:i w:val="false"/>
+                <w:b w:val="false"/>
+                <w:u w:val="none"/>
+                <w:strike w:val="false"/>
+                <w:sz w:val="18"/>
+                <w:szCs w:val="18"/>
+                <w:color w:val="000000"/>
+              </w:rPr>
+              <w:t xml:space="preserve">0.69 (0.48–0.98)</w:t>
+            </w:r>
+          </w:p>
+        </w:tc>
+        <w:tc>
+          <w:tcPr>
+            <w:tcBorders>
+              <w:bottom w:val="none" w:sz="0" w:space="0" w:color="000000"/>
+              <w:top w:val="none" w:sz="0" w:space="0" w:color="000000"/>
+              <w:left w:val="none" w:sz="0" w:space="0" w:color="000000"/>
+              <w:right w:val="none" w:sz="0" w:space="0" w:color="000000"/>
+            </w:tcBorders>
+            <w:shd w:val="clear" w:color="auto" w:fill="FFFFFF"/>
+            <w:tcMar>
+              <w:top w:w="0" w:type="dxa"/>
+              <w:bottom w:w="0" w:type="dxa"/>
+              <w:left w:w="0" w:type="dxa"/>
+              <w:right w:w="0" w:type="dxa"/>
+            </w:tcMar>
+            <w:vAlign w:val="center"/>
+          </w:tcPr>
+          <w:p>
+            <w:pPr>
+              <w:pStyle w:val="Normal"/>
+              <w:jc w:val="left"/>
+              <w:pBdr>
+                <w:bottom w:val="none" w:sz="0" w:space="0" w:color="000000"/>
+                <w:top w:val="none" w:sz="0" w:space="0" w:color="000000"/>
+                <w:left w:val="none" w:sz="0" w:space="0" w:color="000000"/>
+                <w:right w:val="none" w:sz="0" w:space="0" w:color="000000"/>
+              </w:pBdr>
+              <w:spacing w:after="100" w:before="100" w:line="240"/>
+              <w:ind w:left="100" w:right="100" w:firstLine="0" w:firstLineChars="0"/>
+              <w:rPr>
+                <w:rFonts w:ascii="Times New Roman" w:hAnsi="Times New Roman" w:eastAsia="Times New Roman" w:cs="Times New Roman"/>
+                <w:i w:val="false"/>
+                <w:b w:val="false"/>
+                <w:u w:val="none"/>
+                <w:strike w:val="false"/>
+                <w:sz w:val="18"/>
+                <w:szCs w:val="18"/>
+                <w:color w:val="000000"/>
+              </w:rPr>
+            </w:pPr>
+            <w:r>
+              <w:rPr>
+                <w:rFonts w:ascii="Times New Roman" w:hAnsi="Times New Roman" w:eastAsia="Times New Roman" w:cs="Times New Roman"/>
+                <w:i w:val="false"/>
+                <w:b w:val="false"/>
+                <w:u w:val="none"/>
+                <w:strike w:val="false"/>
+                <w:sz w:val="18"/>
+                <w:szCs w:val="18"/>
+                <w:color w:val="000000"/>
+              </w:rPr>
+              <w:t xml:space="preserve">0.039</w:t>
             </w:r>
           </w:p>
         </w:tc>
@@ -3045,62 +3045,62 @@
                 <w:szCs w:val="18"/>
                 <w:color w:val="000000"/>
               </w:rPr>
-              <w:t xml:space="preserve">1.12 (0.96–1.30)</w:t>
-            </w:r>
-          </w:p>
-        </w:tc>
-        <w:tc>
-          <w:tcPr>
-            <w:tcBorders>
-              <w:bottom w:val="none" w:sz="0" w:space="0" w:color="000000"/>
-              <w:top w:val="none" w:sz="0" w:space="0" w:color="000000"/>
-              <w:left w:val="none" w:sz="0" w:space="0" w:color="000000"/>
-              <w:right w:val="none" w:sz="0" w:space="0" w:color="000000"/>
-            </w:tcBorders>
-            <w:shd w:val="clear" w:color="auto" w:fill="FFFFFF"/>
-            <w:tcMar>
-              <w:top w:w="0" w:type="dxa"/>
-              <w:bottom w:w="0" w:type="dxa"/>
-              <w:left w:w="0" w:type="dxa"/>
-              <w:right w:w="0" w:type="dxa"/>
-            </w:tcMar>
-            <w:vAlign w:val="center"/>
-          </w:tcPr>
-          <w:p>
-            <w:pPr>
-              <w:pStyle w:val="Normal"/>
-              <w:jc w:val="left"/>
-              <w:pBdr>
-                <w:bottom w:val="none" w:sz="0" w:space="0" w:color="000000"/>
-                <w:top w:val="none" w:sz="0" w:space="0" w:color="000000"/>
-                <w:left w:val="none" w:sz="0" w:space="0" w:color="000000"/>
-                <w:right w:val="none" w:sz="0" w:space="0" w:color="000000"/>
-              </w:pBdr>
-              <w:spacing w:after="100" w:before="100" w:line="240"/>
-              <w:ind w:left="100" w:right="100" w:firstLine="0" w:firstLineChars="0"/>
-              <w:rPr>
-                <w:rFonts w:ascii="Times New Roman" w:hAnsi="Times New Roman" w:eastAsia="Times New Roman" w:cs="Times New Roman"/>
-                <w:i w:val="false"/>
-                <w:b w:val="false"/>
-                <w:u w:val="none"/>
-                <w:strike w:val="false"/>
-                <w:sz w:val="18"/>
-                <w:szCs w:val="18"/>
-                <w:color w:val="000000"/>
-              </w:rPr>
-            </w:pPr>
-            <w:r>
-              <w:rPr>
-                <w:rFonts w:ascii="Times New Roman" w:hAnsi="Times New Roman" w:eastAsia="Times New Roman" w:cs="Times New Roman"/>
-                <w:i w:val="false"/>
-                <w:b w:val="false"/>
-                <w:u w:val="none"/>
-                <w:strike w:val="false"/>
-                <w:sz w:val="18"/>
-                <w:szCs w:val="18"/>
-                <w:color w:val="000000"/>
-              </w:rPr>
-              <w:t xml:space="preserve">0.137</w:t>
+              <w:t xml:space="preserve">1.11 (0.96–1.29)</w:t>
+            </w:r>
+          </w:p>
+        </w:tc>
+        <w:tc>
+          <w:tcPr>
+            <w:tcBorders>
+              <w:bottom w:val="none" w:sz="0" w:space="0" w:color="000000"/>
+              <w:top w:val="none" w:sz="0" w:space="0" w:color="000000"/>
+              <w:left w:val="none" w:sz="0" w:space="0" w:color="000000"/>
+              <w:right w:val="none" w:sz="0" w:space="0" w:color="000000"/>
+            </w:tcBorders>
+            <w:shd w:val="clear" w:color="auto" w:fill="FFFFFF"/>
+            <w:tcMar>
+              <w:top w:w="0" w:type="dxa"/>
+              <w:bottom w:w="0" w:type="dxa"/>
+              <w:left w:w="0" w:type="dxa"/>
+              <w:right w:w="0" w:type="dxa"/>
+            </w:tcMar>
+            <w:vAlign w:val="center"/>
+          </w:tcPr>
+          <w:p>
+            <w:pPr>
+              <w:pStyle w:val="Normal"/>
+              <w:jc w:val="left"/>
+              <w:pBdr>
+                <w:bottom w:val="none" w:sz="0" w:space="0" w:color="000000"/>
+                <w:top w:val="none" w:sz="0" w:space="0" w:color="000000"/>
+                <w:left w:val="none" w:sz="0" w:space="0" w:color="000000"/>
+                <w:right w:val="none" w:sz="0" w:space="0" w:color="000000"/>
+              </w:pBdr>
+              <w:spacing w:after="100" w:before="100" w:line="240"/>
+              <w:ind w:left="100" w:right="100" w:firstLine="0" w:firstLineChars="0"/>
+              <w:rPr>
+                <w:rFonts w:ascii="Times New Roman" w:hAnsi="Times New Roman" w:eastAsia="Times New Roman" w:cs="Times New Roman"/>
+                <w:i w:val="false"/>
+                <w:b w:val="false"/>
+                <w:u w:val="none"/>
+                <w:strike w:val="false"/>
+                <w:sz w:val="18"/>
+                <w:szCs w:val="18"/>
+                <w:color w:val="000000"/>
+              </w:rPr>
+            </w:pPr>
+            <w:r>
+              <w:rPr>
+                <w:rFonts w:ascii="Times New Roman" w:hAnsi="Times New Roman" w:eastAsia="Times New Roman" w:cs="Times New Roman"/>
+                <w:i w:val="false"/>
+                <w:b w:val="false"/>
+                <w:u w:val="none"/>
+                <w:strike w:val="false"/>
+                <w:sz w:val="18"/>
+                <w:szCs w:val="18"/>
+                <w:color w:val="000000"/>
+              </w:rPr>
+              <w:t xml:space="preserve">0.172</w:t>
             </w:r>
           </w:p>
         </w:tc>
@@ -3990,7 +3990,7 @@
                 <w:szCs w:val="18"/>
                 <w:color w:val="000000"/>
               </w:rPr>
-              <w:t xml:space="preserve">0.388</w:t>
+              <w:t xml:space="preserve">0.397</w:t>
             </w:r>
           </w:p>
         </w:tc>
@@ -4825,62 +4825,62 @@
                 <w:szCs w:val="18"/>
                 <w:color w:val="000000"/>
               </w:rPr>
-              <w:t xml:space="preserve">6.09 (0.84–44.18)</w:t>
-            </w:r>
-          </w:p>
-        </w:tc>
-        <w:tc>
-          <w:tcPr>
-            <w:tcBorders>
-              <w:bottom w:val="none" w:sz="0" w:space="0" w:color="000000"/>
-              <w:top w:val="none" w:sz="0" w:space="0" w:color="000000"/>
-              <w:left w:val="none" w:sz="0" w:space="0" w:color="000000"/>
-              <w:right w:val="none" w:sz="0" w:space="0" w:color="000000"/>
-            </w:tcBorders>
-            <w:shd w:val="clear" w:color="auto" w:fill="FFFFFF"/>
-            <w:tcMar>
-              <w:top w:w="0" w:type="dxa"/>
-              <w:bottom w:w="0" w:type="dxa"/>
-              <w:left w:w="0" w:type="dxa"/>
-              <w:right w:w="0" w:type="dxa"/>
-            </w:tcMar>
-            <w:vAlign w:val="center"/>
-          </w:tcPr>
-          <w:p>
-            <w:pPr>
-              <w:pStyle w:val="Normal"/>
-              <w:jc w:val="left"/>
-              <w:pBdr>
-                <w:bottom w:val="none" w:sz="0" w:space="0" w:color="000000"/>
-                <w:top w:val="none" w:sz="0" w:space="0" w:color="000000"/>
-                <w:left w:val="none" w:sz="0" w:space="0" w:color="000000"/>
-                <w:right w:val="none" w:sz="0" w:space="0" w:color="000000"/>
-              </w:pBdr>
-              <w:spacing w:after="100" w:before="100" w:line="240"/>
-              <w:ind w:left="100" w:right="100" w:firstLine="0" w:firstLineChars="0"/>
-              <w:rPr>
-                <w:rFonts w:ascii="Times New Roman" w:hAnsi="Times New Roman" w:eastAsia="Times New Roman" w:cs="Times New Roman"/>
-                <w:i w:val="false"/>
-                <w:b w:val="false"/>
-                <w:u w:val="none"/>
-                <w:strike w:val="false"/>
-                <w:sz w:val="18"/>
-                <w:szCs w:val="18"/>
-                <w:color w:val="000000"/>
-              </w:rPr>
-            </w:pPr>
-            <w:r>
-              <w:rPr>
-                <w:rFonts w:ascii="Times New Roman" w:hAnsi="Times New Roman" w:eastAsia="Times New Roman" w:cs="Times New Roman"/>
-                <w:i w:val="false"/>
-                <w:b w:val="false"/>
-                <w:u w:val="none"/>
-                <w:strike w:val="false"/>
-                <w:sz w:val="18"/>
-                <w:szCs w:val="18"/>
-                <w:color w:val="000000"/>
-              </w:rPr>
-              <w:t xml:space="preserve">0.074</w:t>
+              <w:t xml:space="preserve">5.58 (0.77–40.48)</w:t>
+            </w:r>
+          </w:p>
+        </w:tc>
+        <w:tc>
+          <w:tcPr>
+            <w:tcBorders>
+              <w:bottom w:val="none" w:sz="0" w:space="0" w:color="000000"/>
+              <w:top w:val="none" w:sz="0" w:space="0" w:color="000000"/>
+              <w:left w:val="none" w:sz="0" w:space="0" w:color="000000"/>
+              <w:right w:val="none" w:sz="0" w:space="0" w:color="000000"/>
+            </w:tcBorders>
+            <w:shd w:val="clear" w:color="auto" w:fill="FFFFFF"/>
+            <w:tcMar>
+              <w:top w:w="0" w:type="dxa"/>
+              <w:bottom w:w="0" w:type="dxa"/>
+              <w:left w:w="0" w:type="dxa"/>
+              <w:right w:w="0" w:type="dxa"/>
+            </w:tcMar>
+            <w:vAlign w:val="center"/>
+          </w:tcPr>
+          <w:p>
+            <w:pPr>
+              <w:pStyle w:val="Normal"/>
+              <w:jc w:val="left"/>
+              <w:pBdr>
+                <w:bottom w:val="none" w:sz="0" w:space="0" w:color="000000"/>
+                <w:top w:val="none" w:sz="0" w:space="0" w:color="000000"/>
+                <w:left w:val="none" w:sz="0" w:space="0" w:color="000000"/>
+                <w:right w:val="none" w:sz="0" w:space="0" w:color="000000"/>
+              </w:pBdr>
+              <w:spacing w:after="100" w:before="100" w:line="240"/>
+              <w:ind w:left="100" w:right="100" w:firstLine="0" w:firstLineChars="0"/>
+              <w:rPr>
+                <w:rFonts w:ascii="Times New Roman" w:hAnsi="Times New Roman" w:eastAsia="Times New Roman" w:cs="Times New Roman"/>
+                <w:i w:val="false"/>
+                <w:b w:val="false"/>
+                <w:u w:val="none"/>
+                <w:strike w:val="false"/>
+                <w:sz w:val="18"/>
+                <w:szCs w:val="18"/>
+                <w:color w:val="000000"/>
+              </w:rPr>
+            </w:pPr>
+            <w:r>
+              <w:rPr>
+                <w:rFonts w:ascii="Times New Roman" w:hAnsi="Times New Roman" w:eastAsia="Times New Roman" w:cs="Times New Roman"/>
+                <w:i w:val="false"/>
+                <w:b w:val="false"/>
+                <w:u w:val="none"/>
+                <w:strike w:val="false"/>
+                <w:sz w:val="18"/>
+                <w:szCs w:val="18"/>
+                <w:color w:val="000000"/>
+              </w:rPr>
+              <w:t xml:space="preserve">0.089</w:t>
             </w:r>
           </w:p>
         </w:tc>
@@ -5270,7 +5270,7 @@
                 <w:szCs w:val="18"/>
                 <w:color w:val="000000"/>
               </w:rPr>
-              <w:t xml:space="preserve">12.00 (1.67–86.39)</w:t>
+              <w:t xml:space="preserve">10.63 (1.47–76.60)</w:t>
             </w:r>
           </w:p>
         </w:tc>
@@ -5325,7 +5325,7 @@
                 <w:szCs w:val="18"/>
                 <w:color w:val="000000"/>
               </w:rPr>
-              <w:t xml:space="preserve">0.014</w:t>
+              <w:t xml:space="preserve">0.019</w:t>
             </w:r>
           </w:p>
         </w:tc>
